--- a/docs/Речь.docx
+++ b/docs/Речь.docx
@@ -564,7 +564,25 @@
           <w:szCs w:val="28"/>
           <w:lang w:eastAsia="ru-RU"/>
         </w:rPr>
-        <w:t>База включает десять сущностей: пользователи, клиенты, материалы рамок, комплектующая и расходная фурнитура, наборы для вышивания, заказы, детализация заказов на изготовление, позиции розничных продаж и журнал аудита.</w:t>
+        <w:t xml:space="preserve">База включает десять сущностей: пользователи, клиенты, материалы рамок, </w:t>
+      </w:r>
+      <w:r>
+        <w:rPr>
+          <w:rFonts w:ascii="Times New Roman" w:eastAsia="Times New Roman" w:hAnsi="Times New Roman" w:cs="Times New Roman"/>
+          <w:sz w:val="28"/>
+          <w:szCs w:val="28"/>
+          <w:lang w:eastAsia="ru-RU"/>
+        </w:rPr>
+        <w:t>багетная фурнитура и расходники</w:t>
+      </w:r>
+      <w:r>
+        <w:rPr>
+          <w:rFonts w:ascii="Times New Roman" w:eastAsia="Times New Roman" w:hAnsi="Times New Roman" w:cs="Times New Roman"/>
+          <w:sz w:val="28"/>
+          <w:szCs w:val="28"/>
+          <w:lang w:eastAsia="ru-RU"/>
+        </w:rPr>
+        <w:t>, наборы для вышивания, заказы, детализация заказов на изготовление, позиции розничных продаж и журнал аудита.</w:t>
       </w:r>
     </w:p>
     <w:p>
@@ -1040,29 +1058,7 @@
           <w:szCs w:val="28"/>
           <w:lang w:eastAsia="ru-RU"/>
         </w:rPr>
-        <w:t>Слайд 1</w:t>
-      </w:r>
-      <w:r>
-        <w:rPr>
-          <w:rFonts w:ascii="Times New Roman" w:eastAsia="Times New Roman" w:hAnsi="Times New Roman" w:cs="Times New Roman"/>
-          <w:b/>
-          <w:bCs/>
-          <w:sz w:val="28"/>
-          <w:szCs w:val="28"/>
-          <w:lang w:eastAsia="ru-RU"/>
-        </w:rPr>
-        <w:t>4</w:t>
-      </w:r>
-      <w:r>
-        <w:rPr>
-          <w:rFonts w:ascii="Times New Roman" w:eastAsia="Times New Roman" w:hAnsi="Times New Roman" w:cs="Times New Roman"/>
-          <w:b/>
-          <w:bCs/>
-          <w:sz w:val="28"/>
-          <w:szCs w:val="28"/>
-          <w:lang w:eastAsia="ru-RU"/>
-        </w:rPr>
-        <w:t xml:space="preserve"> — Заказы мастера (список)</w:t>
+        <w:t>Слайд 14 — Заказы мастера</w:t>
       </w:r>
     </w:p>
     <w:p>
@@ -1114,6 +1110,52 @@
       <w:r>
         <w:rPr>
           <w:rFonts w:ascii="Times New Roman" w:eastAsia="Times New Roman" w:hAnsi="Times New Roman" w:cs="Times New Roman"/>
+          <w:sz w:val="28"/>
+          <w:szCs w:val="28"/>
+          <w:lang w:eastAsia="ru-RU"/>
+        </w:rPr>
+        <w:t>При выборе конкретного заказа открывается карточка с детализированной спецификацией. Мастер видит номер заказа, клиента, размеры рамы, выбранный материал и фурнитуру.</w:t>
+      </w:r>
+    </w:p>
+    <w:p>
+      <w:pPr>
+        <w:spacing w:after="0" w:line="360" w:lineRule="auto"/>
+        <w:contextualSpacing/>
+        <w:mirrorIndents/>
+        <w:jc w:val="both"/>
+        <w:rPr>
+          <w:rFonts w:ascii="Times New Roman" w:eastAsia="Times New Roman" w:hAnsi="Times New Roman" w:cs="Times New Roman"/>
+          <w:sz w:val="28"/>
+          <w:szCs w:val="28"/>
+          <w:lang w:eastAsia="ru-RU"/>
+        </w:rPr>
+      </w:pPr>
+      <w:r>
+        <w:rPr>
+          <w:rFonts w:ascii="Times New Roman" w:eastAsia="Times New Roman" w:hAnsi="Times New Roman" w:cs="Times New Roman"/>
+          <w:sz w:val="28"/>
+          <w:szCs w:val="28"/>
+          <w:lang w:eastAsia="ru-RU"/>
+        </w:rPr>
+        <w:t>Реализована функция изменения статуса заказа: мастер может перевести его из состояния «Новый» в «Готов», что сигнализирует продавцу о завершении производства и возможности выдать изделие клиенту.</w:t>
+      </w:r>
+    </w:p>
+    <w:p>
+      <w:pPr>
+        <w:spacing w:after="0" w:line="360" w:lineRule="auto"/>
+        <w:contextualSpacing/>
+        <w:mirrorIndents/>
+        <w:jc w:val="both"/>
+        <w:rPr>
+          <w:rFonts w:ascii="Times New Roman" w:eastAsia="Times New Roman" w:hAnsi="Times New Roman" w:cs="Times New Roman"/>
+          <w:sz w:val="28"/>
+          <w:szCs w:val="28"/>
+          <w:lang w:eastAsia="ru-RU"/>
+        </w:rPr>
+      </w:pPr>
+      <w:r>
+        <w:rPr>
+          <w:rFonts w:ascii="Times New Roman" w:eastAsia="Times New Roman" w:hAnsi="Times New Roman" w:cs="Times New Roman"/>
           <w:b/>
           <w:bCs/>
           <w:sz w:val="28"/>
@@ -1129,66 +1171,66 @@
           <w:bCs/>
           <w:sz w:val="28"/>
           <w:szCs w:val="28"/>
-          <w:lang w:eastAsia="ru-RU"/>
-        </w:rPr>
-        <w:t>5</w:t>
-      </w:r>
-      <w:r>
-        <w:rPr>
-          <w:rFonts w:ascii="Times New Roman" w:eastAsia="Times New Roman" w:hAnsi="Times New Roman" w:cs="Times New Roman"/>
-          <w:b/>
-          <w:bCs/>
-          <w:sz w:val="28"/>
-          <w:szCs w:val="28"/>
-          <w:lang w:eastAsia="ru-RU"/>
-        </w:rPr>
-        <w:t xml:space="preserve"> — Заказы мастера (карточка)</w:t>
-      </w:r>
-    </w:p>
-    <w:p>
-      <w:pPr>
-        <w:spacing w:after="0" w:line="360" w:lineRule="auto"/>
-        <w:contextualSpacing/>
-        <w:mirrorIndents/>
-        <w:jc w:val="both"/>
-        <w:rPr>
-          <w:rFonts w:ascii="Times New Roman" w:eastAsia="Times New Roman" w:hAnsi="Times New Roman" w:cs="Times New Roman"/>
-          <w:sz w:val="28"/>
-          <w:szCs w:val="28"/>
-          <w:lang w:eastAsia="ru-RU"/>
-        </w:rPr>
-      </w:pPr>
-      <w:r>
-        <w:rPr>
-          <w:rFonts w:ascii="Times New Roman" w:eastAsia="Times New Roman" w:hAnsi="Times New Roman" w:cs="Times New Roman"/>
-          <w:sz w:val="28"/>
-          <w:szCs w:val="28"/>
-          <w:lang w:eastAsia="ru-RU"/>
-        </w:rPr>
-        <w:t>При выборе конкретного заказа открывается карточка с детализированной спецификацией. Мастер видит номер заказа, клиента, размеры рамы, выбранный материал и фурнитуру.</w:t>
-      </w:r>
-    </w:p>
-    <w:p>
-      <w:pPr>
-        <w:spacing w:after="0" w:line="360" w:lineRule="auto"/>
-        <w:contextualSpacing/>
-        <w:mirrorIndents/>
-        <w:jc w:val="both"/>
-        <w:rPr>
-          <w:rFonts w:ascii="Times New Roman" w:eastAsia="Times New Roman" w:hAnsi="Times New Roman" w:cs="Times New Roman"/>
-          <w:sz w:val="28"/>
-          <w:szCs w:val="28"/>
-          <w:lang w:eastAsia="ru-RU"/>
-        </w:rPr>
-      </w:pPr>
-      <w:r>
-        <w:rPr>
-          <w:rFonts w:ascii="Times New Roman" w:eastAsia="Times New Roman" w:hAnsi="Times New Roman" w:cs="Times New Roman"/>
-          <w:sz w:val="28"/>
-          <w:szCs w:val="28"/>
-          <w:lang w:eastAsia="ru-RU"/>
-        </w:rPr>
-        <w:t>Реализована функция изменения статуса заказа: мастер может перевести его из состояния «Новый» в «Готов», что сигнализирует продавцу о завершении производства и возможности выдать изделие клиенту.</w:t>
+          <w:lang w:val="en-US" w:eastAsia="ru-RU"/>
+        </w:rPr>
+        <w:t xml:space="preserve">5 </w:t>
+      </w:r>
+      <w:r>
+        <w:rPr>
+          <w:rFonts w:ascii="Times New Roman" w:eastAsia="Times New Roman" w:hAnsi="Times New Roman" w:cs="Times New Roman"/>
+          <w:b/>
+          <w:bCs/>
+          <w:sz w:val="28"/>
+          <w:szCs w:val="28"/>
+          <w:lang w:eastAsia="ru-RU"/>
+        </w:rPr>
+        <w:t>— Материалы для изготовления</w:t>
+      </w:r>
+    </w:p>
+    <w:p>
+      <w:pPr>
+        <w:spacing w:after="0" w:line="360" w:lineRule="auto"/>
+        <w:contextualSpacing/>
+        <w:mirrorIndents/>
+        <w:jc w:val="both"/>
+        <w:rPr>
+          <w:rFonts w:ascii="Times New Roman" w:eastAsia="Times New Roman" w:hAnsi="Times New Roman" w:cs="Times New Roman"/>
+          <w:sz w:val="28"/>
+          <w:szCs w:val="28"/>
+          <w:lang w:eastAsia="ru-RU"/>
+        </w:rPr>
+      </w:pPr>
+      <w:r>
+        <w:rPr>
+          <w:rFonts w:ascii="Times New Roman" w:eastAsia="Times New Roman" w:hAnsi="Times New Roman" w:cs="Times New Roman"/>
+          <w:sz w:val="28"/>
+          <w:szCs w:val="28"/>
+          <w:lang w:eastAsia="ru-RU"/>
+        </w:rPr>
+        <w:t>Для контроля складских остатков мастеру доступен модуль материалов. Интерфейс отображает в реальном времени количество погонных метров различных видов багета — деревянного, металлического и пластикового — с указанием цены, цвета и ширины профиля.</w:t>
+      </w:r>
+    </w:p>
+    <w:p>
+      <w:pPr>
+        <w:spacing w:after="0" w:line="360" w:lineRule="auto"/>
+        <w:contextualSpacing/>
+        <w:mirrorIndents/>
+        <w:jc w:val="both"/>
+        <w:rPr>
+          <w:rFonts w:ascii="Times New Roman" w:eastAsia="Times New Roman" w:hAnsi="Times New Roman" w:cs="Times New Roman"/>
+          <w:sz w:val="28"/>
+          <w:szCs w:val="28"/>
+          <w:lang w:eastAsia="ru-RU"/>
+        </w:rPr>
+      </w:pPr>
+      <w:r>
+        <w:rPr>
+          <w:rFonts w:ascii="Times New Roman" w:eastAsia="Times New Roman" w:hAnsi="Times New Roman" w:cs="Times New Roman"/>
+          <w:sz w:val="28"/>
+          <w:szCs w:val="28"/>
+          <w:lang w:eastAsia="ru-RU"/>
+        </w:rPr>
+        <w:t>Отдельная вкладка содержит список комплектующей фурнитуры. Это позволяет мастеру своевременно планировать потребность в закупках.</w:t>
       </w:r>
     </w:p>
     <w:p>
@@ -1222,7 +1264,7 @@
           <w:bCs/>
           <w:sz w:val="28"/>
           <w:szCs w:val="28"/>
-          <w:lang w:eastAsia="ru-RU"/>
+          <w:lang w:val="en-US" w:eastAsia="ru-RU"/>
         </w:rPr>
         <w:t>6</w:t>
       </w:r>
@@ -1235,53 +1277,76 @@
           <w:szCs w:val="28"/>
           <w:lang w:eastAsia="ru-RU"/>
         </w:rPr>
-        <w:t xml:space="preserve"> — Материалы для изготовления</w:t>
-      </w:r>
-    </w:p>
-    <w:p>
-      <w:pPr>
-        <w:spacing w:after="0" w:line="360" w:lineRule="auto"/>
-        <w:contextualSpacing/>
-        <w:mirrorIndents/>
-        <w:jc w:val="both"/>
-        <w:rPr>
-          <w:rFonts w:ascii="Times New Roman" w:eastAsia="Times New Roman" w:hAnsi="Times New Roman" w:cs="Times New Roman"/>
-          <w:sz w:val="28"/>
-          <w:szCs w:val="28"/>
-          <w:lang w:eastAsia="ru-RU"/>
-        </w:rPr>
-      </w:pPr>
-      <w:r>
-        <w:rPr>
-          <w:rFonts w:ascii="Times New Roman" w:eastAsia="Times New Roman" w:hAnsi="Times New Roman" w:cs="Times New Roman"/>
-          <w:sz w:val="28"/>
-          <w:szCs w:val="28"/>
-          <w:lang w:eastAsia="ru-RU"/>
-        </w:rPr>
-        <w:t>Для контроля складских остатков мастеру доступен модуль материалов. Интерфейс отображает в реальном времени количество погонных метров различных видов багета — деревянного, металлического и пластикового — с указанием цены, цвета и ширины профиля.</w:t>
-      </w:r>
-    </w:p>
-    <w:p>
-      <w:pPr>
-        <w:spacing w:after="0" w:line="360" w:lineRule="auto"/>
-        <w:contextualSpacing/>
-        <w:mirrorIndents/>
-        <w:jc w:val="both"/>
-        <w:rPr>
-          <w:rFonts w:ascii="Times New Roman" w:eastAsia="Times New Roman" w:hAnsi="Times New Roman" w:cs="Times New Roman"/>
-          <w:sz w:val="28"/>
-          <w:szCs w:val="28"/>
-          <w:lang w:eastAsia="ru-RU"/>
-        </w:rPr>
-      </w:pPr>
-      <w:r>
-        <w:rPr>
-          <w:rFonts w:ascii="Times New Roman" w:eastAsia="Times New Roman" w:hAnsi="Times New Roman" w:cs="Times New Roman"/>
-          <w:sz w:val="28"/>
-          <w:szCs w:val="28"/>
-          <w:lang w:eastAsia="ru-RU"/>
-        </w:rPr>
-        <w:t>Отдельная вкладка содержит список комплектующей фурнитуры. Это позволяет мастеру своевременно планировать потребность в закупках.</w:t>
+        <w:t xml:space="preserve"> — Мониторинг системы</w:t>
+      </w:r>
+    </w:p>
+    <w:p>
+      <w:pPr>
+        <w:spacing w:after="0" w:line="360" w:lineRule="auto"/>
+        <w:contextualSpacing/>
+        <w:mirrorIndents/>
+        <w:jc w:val="both"/>
+        <w:rPr>
+          <w:rFonts w:ascii="Times New Roman" w:eastAsia="Times New Roman" w:hAnsi="Times New Roman" w:cs="Times New Roman"/>
+          <w:sz w:val="28"/>
+          <w:szCs w:val="28"/>
+          <w:lang w:eastAsia="ru-RU"/>
+        </w:rPr>
+      </w:pPr>
+      <w:r>
+        <w:rPr>
+          <w:rFonts w:ascii="Times New Roman" w:eastAsia="Times New Roman" w:hAnsi="Times New Roman" w:cs="Times New Roman"/>
+          <w:sz w:val="28"/>
+          <w:szCs w:val="28"/>
+          <w:lang w:eastAsia="ru-RU"/>
+        </w:rPr>
+        <w:t>Поскольку база данных располагается на удалённом облачном сервере, была развёрнута система аппаратного и программного мониторинга.</w:t>
+      </w:r>
+    </w:p>
+    <w:p>
+      <w:pPr>
+        <w:spacing w:after="0" w:line="360" w:lineRule="auto"/>
+        <w:contextualSpacing/>
+        <w:mirrorIndents/>
+        <w:jc w:val="both"/>
+        <w:rPr>
+          <w:rFonts w:ascii="Times New Roman" w:eastAsia="Times New Roman" w:hAnsi="Times New Roman" w:cs="Times New Roman"/>
+          <w:sz w:val="28"/>
+          <w:szCs w:val="28"/>
+          <w:lang w:eastAsia="ru-RU"/>
+        </w:rPr>
+      </w:pPr>
+      <w:r>
+        <w:rPr>
+          <w:rFonts w:ascii="Times New Roman" w:eastAsia="Times New Roman" w:hAnsi="Times New Roman" w:cs="Times New Roman"/>
+          <w:sz w:val="28"/>
+          <w:szCs w:val="28"/>
+          <w:lang w:eastAsia="ru-RU"/>
+        </w:rPr>
+        <w:t>Сбор телеметрии осуществляется через Prometheus, который в фоновом режиме опрашивает метрики серверного узла по протоколу HTTPS: загрузку процессора, использование оперативной памяти, нагрузку на диск, а также специфические показатели СУБД — количество активных сессий и эффективность кэширования.</w:t>
+      </w:r>
+    </w:p>
+    <w:p>
+      <w:pPr>
+        <w:spacing w:after="0" w:line="360" w:lineRule="auto"/>
+        <w:contextualSpacing/>
+        <w:mirrorIndents/>
+        <w:jc w:val="both"/>
+        <w:rPr>
+          <w:rFonts w:ascii="Times New Roman" w:eastAsia="Times New Roman" w:hAnsi="Times New Roman" w:cs="Times New Roman"/>
+          <w:sz w:val="28"/>
+          <w:szCs w:val="28"/>
+          <w:lang w:eastAsia="ru-RU"/>
+        </w:rPr>
+      </w:pPr>
+      <w:r>
+        <w:rPr>
+          <w:rFonts w:ascii="Times New Roman" w:eastAsia="Times New Roman" w:hAnsi="Times New Roman" w:cs="Times New Roman"/>
+          <w:sz w:val="28"/>
+          <w:szCs w:val="28"/>
+          <w:lang w:eastAsia="ru-RU"/>
+        </w:rPr>
+        <w:t>Для визуализации используется Grafana, предоставляющая удобные дашборды для оперативного реагирования на внештатные ситуации. Все сервисы мониторинга развёрнуты в Docker-контейнерах.</w:t>
       </w:r>
     </w:p>
     <w:p>
@@ -1315,125 +1380,9 @@
           <w:bCs/>
           <w:sz w:val="28"/>
           <w:szCs w:val="28"/>
-          <w:lang w:eastAsia="ru-RU"/>
+          <w:lang w:val="en-US" w:eastAsia="ru-RU"/>
         </w:rPr>
         <w:t>7</w:t>
-      </w:r>
-      <w:r>
-        <w:rPr>
-          <w:rFonts w:ascii="Times New Roman" w:eastAsia="Times New Roman" w:hAnsi="Times New Roman" w:cs="Times New Roman"/>
-          <w:b/>
-          <w:bCs/>
-          <w:sz w:val="28"/>
-          <w:szCs w:val="28"/>
-          <w:lang w:eastAsia="ru-RU"/>
-        </w:rPr>
-        <w:t xml:space="preserve"> — Мониторинг системы</w:t>
-      </w:r>
-    </w:p>
-    <w:p>
-      <w:pPr>
-        <w:spacing w:after="0" w:line="360" w:lineRule="auto"/>
-        <w:contextualSpacing/>
-        <w:mirrorIndents/>
-        <w:jc w:val="both"/>
-        <w:rPr>
-          <w:rFonts w:ascii="Times New Roman" w:eastAsia="Times New Roman" w:hAnsi="Times New Roman" w:cs="Times New Roman"/>
-          <w:sz w:val="28"/>
-          <w:szCs w:val="28"/>
-          <w:lang w:eastAsia="ru-RU"/>
-        </w:rPr>
-      </w:pPr>
-      <w:r>
-        <w:rPr>
-          <w:rFonts w:ascii="Times New Roman" w:eastAsia="Times New Roman" w:hAnsi="Times New Roman" w:cs="Times New Roman"/>
-          <w:sz w:val="28"/>
-          <w:szCs w:val="28"/>
-          <w:lang w:eastAsia="ru-RU"/>
-        </w:rPr>
-        <w:t>Поскольку база данных располагается на удалённом облачном сервере, была развёрнута система аппаратного и программного мониторинга.</w:t>
-      </w:r>
-    </w:p>
-    <w:p>
-      <w:pPr>
-        <w:spacing w:after="0" w:line="360" w:lineRule="auto"/>
-        <w:contextualSpacing/>
-        <w:mirrorIndents/>
-        <w:jc w:val="both"/>
-        <w:rPr>
-          <w:rFonts w:ascii="Times New Roman" w:eastAsia="Times New Roman" w:hAnsi="Times New Roman" w:cs="Times New Roman"/>
-          <w:sz w:val="28"/>
-          <w:szCs w:val="28"/>
-          <w:lang w:eastAsia="ru-RU"/>
-        </w:rPr>
-      </w:pPr>
-      <w:r>
-        <w:rPr>
-          <w:rFonts w:ascii="Times New Roman" w:eastAsia="Times New Roman" w:hAnsi="Times New Roman" w:cs="Times New Roman"/>
-          <w:sz w:val="28"/>
-          <w:szCs w:val="28"/>
-          <w:lang w:eastAsia="ru-RU"/>
-        </w:rPr>
-        <w:t>Сбор телеметрии осуществляется через Prometheus, который в фоновом режиме опрашивает метрики серверного узла по протоколу HTTPS: загрузку процессора, использование оперативной памяти, нагрузку на диск, а также специфические показатели СУБД — количество активных сессий и эффективность кэширования.</w:t>
-      </w:r>
-    </w:p>
-    <w:p>
-      <w:pPr>
-        <w:spacing w:after="0" w:line="360" w:lineRule="auto"/>
-        <w:contextualSpacing/>
-        <w:mirrorIndents/>
-        <w:jc w:val="both"/>
-        <w:rPr>
-          <w:rFonts w:ascii="Times New Roman" w:eastAsia="Times New Roman" w:hAnsi="Times New Roman" w:cs="Times New Roman"/>
-          <w:sz w:val="28"/>
-          <w:szCs w:val="28"/>
-          <w:lang w:eastAsia="ru-RU"/>
-        </w:rPr>
-      </w:pPr>
-      <w:r>
-        <w:rPr>
-          <w:rFonts w:ascii="Times New Roman" w:eastAsia="Times New Roman" w:hAnsi="Times New Roman" w:cs="Times New Roman"/>
-          <w:sz w:val="28"/>
-          <w:szCs w:val="28"/>
-          <w:lang w:eastAsia="ru-RU"/>
-        </w:rPr>
-        <w:t>Для визуализации используется Grafana, предоставляющая удобные дашборды для оперативного реагирования на внештатные ситуации. Все сервисы мониторинга развёрнуты в Docker-контейнерах.</w:t>
-      </w:r>
-    </w:p>
-    <w:p>
-      <w:pPr>
-        <w:spacing w:after="0" w:line="360" w:lineRule="auto"/>
-        <w:contextualSpacing/>
-        <w:mirrorIndents/>
-        <w:jc w:val="both"/>
-        <w:rPr>
-          <w:rFonts w:ascii="Times New Roman" w:eastAsia="Times New Roman" w:hAnsi="Times New Roman" w:cs="Times New Roman"/>
-          <w:sz w:val="28"/>
-          <w:szCs w:val="28"/>
-          <w:lang w:eastAsia="ru-RU"/>
-        </w:rPr>
-      </w:pPr>
-      <w:r>
-        <w:rPr>
-          <w:rFonts w:ascii="Times New Roman" w:eastAsia="Times New Roman" w:hAnsi="Times New Roman" w:cs="Times New Roman"/>
-          <w:b/>
-          <w:bCs/>
-          <w:sz w:val="28"/>
-          <w:szCs w:val="28"/>
-          <w:lang w:eastAsia="ru-RU"/>
-        </w:rPr>
-        <w:t>Слайд 1</w:t>
-      </w:r>
-      <w:r>
-        <w:rPr>
-          <w:rFonts w:ascii="Times New Roman" w:eastAsia="Times New Roman" w:hAnsi="Times New Roman" w:cs="Times New Roman"/>
-          <w:b/>
-          <w:bCs/>
-          <w:sz w:val="28"/>
-          <w:szCs w:val="28"/>
-          <w:lang w:eastAsia="ru-RU"/>
-        </w:rPr>
-        <w:t>8</w:t>
       </w:r>
       <w:r>
         <w:rPr>
@@ -1516,6 +1465,156 @@
           <w:szCs w:val="28"/>
           <w:lang w:eastAsia="ru-RU"/>
         </w:rPr>
+        <w:t>Слайд 1</w:t>
+      </w:r>
+      <w:r>
+        <w:rPr>
+          <w:rFonts w:ascii="Times New Roman" w:eastAsia="Times New Roman" w:hAnsi="Times New Roman" w:cs="Times New Roman"/>
+          <w:b/>
+          <w:bCs/>
+          <w:sz w:val="28"/>
+          <w:szCs w:val="28"/>
+          <w:lang w:val="en-US" w:eastAsia="ru-RU"/>
+        </w:rPr>
+        <w:t>8</w:t>
+      </w:r>
+      <w:r>
+        <w:rPr>
+          <w:rFonts w:ascii="Times New Roman" w:eastAsia="Times New Roman" w:hAnsi="Times New Roman" w:cs="Times New Roman"/>
+          <w:b/>
+          <w:bCs/>
+          <w:sz w:val="28"/>
+          <w:szCs w:val="28"/>
+          <w:lang w:eastAsia="ru-RU"/>
+        </w:rPr>
+        <w:t xml:space="preserve"> — Итоги</w:t>
+      </w:r>
+    </w:p>
+    <w:p>
+      <w:pPr>
+        <w:spacing w:after="0" w:line="360" w:lineRule="auto"/>
+        <w:contextualSpacing/>
+        <w:mirrorIndents/>
+        <w:jc w:val="both"/>
+        <w:rPr>
+          <w:rFonts w:ascii="Times New Roman" w:eastAsia="Times New Roman" w:hAnsi="Times New Roman" w:cs="Times New Roman"/>
+          <w:sz w:val="28"/>
+          <w:szCs w:val="28"/>
+          <w:lang w:eastAsia="ru-RU"/>
+        </w:rPr>
+      </w:pPr>
+      <w:r>
+        <w:rPr>
+          <w:rFonts w:ascii="Times New Roman" w:eastAsia="Times New Roman" w:hAnsi="Times New Roman" w:cs="Times New Roman"/>
+          <w:sz w:val="28"/>
+          <w:szCs w:val="28"/>
+          <w:lang w:eastAsia="ru-RU"/>
+        </w:rPr>
+        <w:t>В ходе работы был разработан полноценный программный комплекс для автоматизации деятельности багетной мастерской.</w:t>
+      </w:r>
+    </w:p>
+    <w:p>
+      <w:pPr>
+        <w:spacing w:after="0" w:line="360" w:lineRule="auto"/>
+        <w:contextualSpacing/>
+        <w:mirrorIndents/>
+        <w:jc w:val="both"/>
+        <w:rPr>
+          <w:rFonts w:ascii="Times New Roman" w:eastAsia="Times New Roman" w:hAnsi="Times New Roman" w:cs="Times New Roman"/>
+          <w:sz w:val="28"/>
+          <w:szCs w:val="28"/>
+          <w:lang w:eastAsia="ru-RU"/>
+        </w:rPr>
+      </w:pPr>
+      <w:r>
+        <w:rPr>
+          <w:rFonts w:ascii="Times New Roman" w:eastAsia="Times New Roman" w:hAnsi="Times New Roman" w:cs="Times New Roman"/>
+          <w:sz w:val="28"/>
+          <w:szCs w:val="28"/>
+          <w:lang w:eastAsia="ru-RU"/>
+        </w:rPr>
+        <w:t>Реализованная система обеспечивает автоматический расчёт стоимости изделий с учётом технологических припусков, быстрый поиск клиентов и заказов, удобный интерфейс с разграничением прав доступа, автоматическое резервирование и списание материалов со склада, формирование PDF-чеков, а также административный функционал: логирование, создание резервных копий базы данных и анализ прибыли.</w:t>
+      </w:r>
+    </w:p>
+    <w:p>
+      <w:pPr>
+        <w:spacing w:after="0" w:line="360" w:lineRule="auto"/>
+        <w:contextualSpacing/>
+        <w:mirrorIndents/>
+        <w:jc w:val="both"/>
+        <w:rPr>
+          <w:rFonts w:ascii="Times New Roman" w:eastAsia="Times New Roman" w:hAnsi="Times New Roman" w:cs="Times New Roman"/>
+          <w:sz w:val="28"/>
+          <w:szCs w:val="28"/>
+          <w:lang w:eastAsia="ru-RU"/>
+        </w:rPr>
+      </w:pPr>
+      <w:r>
+        <w:rPr>
+          <w:rFonts w:ascii="Times New Roman" w:eastAsia="Times New Roman" w:hAnsi="Times New Roman" w:cs="Times New Roman"/>
+          <w:sz w:val="28"/>
+          <w:szCs w:val="28"/>
+          <w:lang w:eastAsia="ru-RU"/>
+        </w:rPr>
+        <w:t>Проведено функциональное тестирование основных пользовательских сценариев, критических дефектов не выявлено</w:t>
+      </w:r>
+      <w:r>
+        <w:rPr>
+          <w:rFonts w:ascii="Times New Roman" w:eastAsia="Times New Roman" w:hAnsi="Times New Roman" w:cs="Times New Roman"/>
+          <w:sz w:val="28"/>
+          <w:szCs w:val="28"/>
+          <w:lang w:eastAsia="ru-RU"/>
+        </w:rPr>
+        <w:t>.</w:t>
+      </w:r>
+    </w:p>
+    <w:p>
+      <w:pPr>
+        <w:spacing w:after="0" w:line="360" w:lineRule="auto"/>
+        <w:contextualSpacing/>
+        <w:mirrorIndents/>
+        <w:jc w:val="both"/>
+        <w:rPr>
+          <w:rFonts w:ascii="Times New Roman" w:eastAsia="Times New Roman" w:hAnsi="Times New Roman" w:cs="Times New Roman"/>
+          <w:sz w:val="28"/>
+          <w:szCs w:val="28"/>
+          <w:lang w:eastAsia="ru-RU"/>
+        </w:rPr>
+      </w:pPr>
+      <w:r>
+        <w:rPr>
+          <w:rFonts w:ascii="Times New Roman" w:eastAsia="Times New Roman" w:hAnsi="Times New Roman" w:cs="Times New Roman"/>
+          <w:sz w:val="28"/>
+          <w:szCs w:val="28"/>
+          <w:lang w:eastAsia="ru-RU"/>
+        </w:rPr>
+        <w:t>Проведённое тестирование подтвердило стабильность работы приложения и полное соответствие заявленным требованиям. Программный продукт готов к коммерческому внедрению в деятельность предприятий малого и среднего бизнеса.</w:t>
+      </w:r>
+    </w:p>
+    <w:p>
+      <w:pPr>
+        <w:spacing w:after="0" w:line="360" w:lineRule="auto"/>
+        <w:contextualSpacing/>
+        <w:mirrorIndents/>
+        <w:jc w:val="both"/>
+        <w:rPr>
+          <w:rFonts w:ascii="Times New Roman" w:eastAsia="Times New Roman" w:hAnsi="Times New Roman" w:cs="Times New Roman"/>
+          <w:b/>
+          <w:bCs/>
+          <w:sz w:val="28"/>
+          <w:szCs w:val="28"/>
+          <w:lang w:eastAsia="ru-RU"/>
+        </w:rPr>
+      </w:pPr>
+      <w:r>
+        <w:rPr>
+          <w:rFonts w:ascii="Times New Roman" w:eastAsia="Times New Roman" w:hAnsi="Times New Roman" w:cs="Times New Roman"/>
+          <w:b/>
+          <w:bCs/>
+          <w:sz w:val="28"/>
+          <w:szCs w:val="28"/>
+          <w:lang w:eastAsia="ru-RU"/>
+        </w:rPr>
         <w:t xml:space="preserve">Слайд </w:t>
       </w:r>
       <w:r>
@@ -1525,7 +1624,7 @@
           <w:bCs/>
           <w:sz w:val="28"/>
           <w:szCs w:val="28"/>
-          <w:lang w:eastAsia="ru-RU"/>
+          <w:lang w:val="en-US" w:eastAsia="ru-RU"/>
         </w:rPr>
         <w:t>19</w:t>
       </w:r>
@@ -1538,159 +1637,7 @@
           <w:szCs w:val="28"/>
           <w:lang w:eastAsia="ru-RU"/>
         </w:rPr>
-        <w:t xml:space="preserve"> — Итоги</w:t>
-      </w:r>
-    </w:p>
-    <w:p>
-      <w:pPr>
-        <w:spacing w:after="0" w:line="360" w:lineRule="auto"/>
-        <w:contextualSpacing/>
-        <w:mirrorIndents/>
-        <w:jc w:val="both"/>
-        <w:rPr>
-          <w:rFonts w:ascii="Times New Roman" w:eastAsia="Times New Roman" w:hAnsi="Times New Roman" w:cs="Times New Roman"/>
-          <w:sz w:val="28"/>
-          <w:szCs w:val="28"/>
-          <w:lang w:eastAsia="ru-RU"/>
-        </w:rPr>
-      </w:pPr>
-      <w:r>
-        <w:rPr>
-          <w:rFonts w:ascii="Times New Roman" w:eastAsia="Times New Roman" w:hAnsi="Times New Roman" w:cs="Times New Roman"/>
-          <w:sz w:val="28"/>
-          <w:szCs w:val="28"/>
-          <w:lang w:eastAsia="ru-RU"/>
-        </w:rPr>
-        <w:t>В ходе работы был разработан полноценный программный комплекс для автоматизации деятельности багетной мастерской.</w:t>
-      </w:r>
-    </w:p>
-    <w:p>
-      <w:pPr>
-        <w:spacing w:after="0" w:line="360" w:lineRule="auto"/>
-        <w:contextualSpacing/>
-        <w:mirrorIndents/>
-        <w:jc w:val="both"/>
-        <w:rPr>
-          <w:rFonts w:ascii="Times New Roman" w:eastAsia="Times New Roman" w:hAnsi="Times New Roman" w:cs="Times New Roman"/>
-          <w:sz w:val="28"/>
-          <w:szCs w:val="28"/>
-          <w:lang w:eastAsia="ru-RU"/>
-        </w:rPr>
-      </w:pPr>
-      <w:r>
-        <w:rPr>
-          <w:rFonts w:ascii="Times New Roman" w:eastAsia="Times New Roman" w:hAnsi="Times New Roman" w:cs="Times New Roman"/>
-          <w:sz w:val="28"/>
-          <w:szCs w:val="28"/>
-          <w:lang w:eastAsia="ru-RU"/>
-        </w:rPr>
-        <w:t>Реализованная система обеспечивает автоматический расчёт стоимости изделий с учётом технологических припусков, быстрый поиск клиентов и заказов, удобный интерфейс с разграничением прав доступа, автоматическое резервирование и списание материалов со склада, формирование PDF-чеков, а также административный функционал: логирование, создание резервных копий базы данных и анализ прибыли.</w:t>
-      </w:r>
-    </w:p>
-    <w:p>
-      <w:pPr>
-        <w:spacing w:after="0" w:line="360" w:lineRule="auto"/>
-        <w:contextualSpacing/>
-        <w:mirrorIndents/>
-        <w:jc w:val="both"/>
-        <w:rPr>
-          <w:rFonts w:ascii="Times New Roman" w:eastAsia="Times New Roman" w:hAnsi="Times New Roman" w:cs="Times New Roman"/>
-          <w:sz w:val="28"/>
-          <w:szCs w:val="28"/>
-          <w:lang w:eastAsia="ru-RU"/>
-        </w:rPr>
-      </w:pPr>
-      <w:r>
-        <w:rPr>
-          <w:rFonts w:ascii="Times New Roman" w:eastAsia="Times New Roman" w:hAnsi="Times New Roman" w:cs="Times New Roman"/>
-          <w:sz w:val="28"/>
-          <w:szCs w:val="28"/>
-          <w:lang w:eastAsia="ru-RU"/>
-        </w:rPr>
-        <w:t>Помимо этого, в работе проведено функциональное тестирование по пяти тест-кейсам — все сценарии пройдены успешно, критических дефектов не выявлено</w:t>
-      </w:r>
-    </w:p>
-    <w:p>
-      <w:pPr>
-        <w:spacing w:after="0" w:line="360" w:lineRule="auto"/>
-        <w:contextualSpacing/>
-        <w:mirrorIndents/>
-        <w:jc w:val="both"/>
-        <w:rPr>
-          <w:rFonts w:ascii="Times New Roman" w:eastAsia="Times New Roman" w:hAnsi="Times New Roman" w:cs="Times New Roman"/>
-          <w:sz w:val="28"/>
-          <w:szCs w:val="28"/>
-          <w:lang w:eastAsia="ru-RU"/>
-        </w:rPr>
-      </w:pPr>
-      <w:r>
-        <w:rPr>
-          <w:rFonts w:ascii="Times New Roman" w:eastAsia="Times New Roman" w:hAnsi="Times New Roman" w:cs="Times New Roman"/>
-          <w:sz w:val="28"/>
-          <w:szCs w:val="28"/>
-          <w:lang w:eastAsia="ru-RU"/>
-        </w:rPr>
-        <w:t>Проведённое тестирование подтвердило стабильность работы приложения и полное соответствие заявленным требованиям. Программный продукт готов к коммерческому внедрению в деятельность предприятий малого и среднего бизнеса.</w:t>
-      </w:r>
-    </w:p>
-    <w:p>
-      <w:pPr>
-        <w:spacing w:after="0" w:line="360" w:lineRule="auto"/>
-        <w:contextualSpacing/>
-        <w:mirrorIndents/>
-        <w:jc w:val="both"/>
-        <w:rPr>
-          <w:rFonts w:ascii="Times New Roman" w:eastAsia="Times New Roman" w:hAnsi="Times New Roman" w:cs="Times New Roman"/>
-          <w:b/>
-          <w:bCs/>
-          <w:sz w:val="28"/>
-          <w:szCs w:val="28"/>
-          <w:lang w:eastAsia="ru-RU"/>
-        </w:rPr>
-      </w:pPr>
-      <w:r>
-        <w:rPr>
-          <w:rFonts w:ascii="Times New Roman" w:eastAsia="Times New Roman" w:hAnsi="Times New Roman" w:cs="Times New Roman"/>
-          <w:b/>
-          <w:bCs/>
-          <w:sz w:val="28"/>
-          <w:szCs w:val="28"/>
-          <w:lang w:eastAsia="ru-RU"/>
-        </w:rPr>
-        <w:t xml:space="preserve">Слайд </w:t>
-      </w:r>
-      <w:r>
-        <w:rPr>
-          <w:rFonts w:ascii="Times New Roman" w:eastAsia="Times New Roman" w:hAnsi="Times New Roman" w:cs="Times New Roman"/>
-          <w:b/>
-          <w:bCs/>
-          <w:sz w:val="28"/>
-          <w:szCs w:val="28"/>
-          <w:lang w:eastAsia="ru-RU"/>
-        </w:rPr>
-        <w:t>20</w:t>
-      </w:r>
-      <w:r>
-        <w:rPr>
-          <w:rFonts w:ascii="Times New Roman" w:eastAsia="Times New Roman" w:hAnsi="Times New Roman" w:cs="Times New Roman"/>
-          <w:b/>
-          <w:bCs/>
-          <w:sz w:val="28"/>
-          <w:szCs w:val="28"/>
-          <w:lang w:eastAsia="ru-RU"/>
-        </w:rPr>
-        <w:t xml:space="preserve"> — СПАСИБО ЗА ВНИМАНИЕ.</w:t>
-      </w:r>
-      <w:r>
-        <w:rPr>
-          <w:rFonts w:ascii="Times New Roman" w:eastAsia="Times New Roman" w:hAnsi="Times New Roman" w:cs="Times New Roman"/>
-          <w:b/>
-          <w:bCs/>
-          <w:sz w:val="28"/>
-          <w:szCs w:val="28"/>
-          <w:lang w:eastAsia="ru-RU"/>
-        </w:rPr>
-        <w:t xml:space="preserve"> ГОТОВ ОТВЕТИТЬ НА ВАШИ ВОПРОСЫ</w:t>
+        <w:t xml:space="preserve"> — СПАСИБО ЗА ВНИМАНИЕ. ГОТОВ ОТВЕТИТЬ НА ВАШИ ВОПРОСЫ</w:t>
       </w:r>
     </w:p>
     <w:p>
